--- a/lessons/6-12-catchup/homework.docx
+++ b/lessons/6-12-catchup/homework.docx
@@ -12,7 +12,7 @@
           <w:b/>
           <w:bCs/>
         </w:rPr>
-        <w:t xml:space="preserve">1.1–1.3 Catch-Up — Homework</w:t>
+        <w:t xml:space="preserve">6.7 · 6.12 · 6.13 Catch-Up — Homework</w:t>
       </w:r>
     </w:p>
     <w:p>
@@ -80,7 +80,7 @@
         <w:spacing w:after="60" w:before="0"/>
       </w:pPr>
       <w:r>
-        <w:t xml:space="preserve">Content: I can show I am caught up on Lessons 1.1–1.3 by using each lesson's big idea in mixed practice.</w:t>
+        <w:t xml:space="preserve">Content: I can show I am caught up on Lessons 6.7 · 6.12 · 6.13 by using each lesson's big idea in mixed practice.</w:t>
       </w:r>
     </w:p>
     <w:p>
@@ -88,7 +88,7 @@
         <w:spacing w:after="60" w:before="0"/>
       </w:pPr>
       <w:r>
-        <w:t xml:space="preserve">Language: I can explain which lesson's big idea I used and how, using key vocabulary from Lessons 1.1–1.3.</w:t>
+        <w:t xml:space="preserve">Language: I can explain which lesson's big idea I used and how, using key vocabulary from Lessons 6.7 · 6.12 · 6.13.</w:t>
       </w:r>
     </w:p>
     <w:p>
@@ -161,10 +161,10 @@
           <w:b/>
           <w:bCs/>
         </w:rPr>
-        <w:t xml:space="preserve">Prime Factorization (Factorización prima)</w:t>
-      </w:r>
-      <w:r>
-        <w:t xml:space="preserve"> — Writing a whole number as a product of only prime numbers.</w:t>
+        <w:t xml:space="preserve">Find Factors and Multiples (Hallar factores y múltiplos)</w:t>
+      </w:r>
+      <w:r>
+        <w:t xml:space="preserve"> — Listing what divides a number evenly (its factors) and what it divides into evenly (its multiples), then finding what two numbers share.</w:t>
       </w:r>
     </w:p>
     <w:p>
@@ -224,10 +224,10 @@
           <w:b/>
           <w:bCs/>
         </w:rPr>
-        <w:t xml:space="preserve">Prime number (Número primo)</w:t>
-      </w:r>
-      <w:r>
-        <w:t xml:space="preserve"> — A number bigger than 1 that you can only divide by 1 and itself.</w:t>
+        <w:t xml:space="preserve">Factor (Factor)</w:t>
+      </w:r>
+      <w:r>
+        <w:t xml:space="preserve"> — A whole number that divides another number evenly, with no remainder.</w:t>
       </w:r>
     </w:p>
     <w:p>
@@ -287,10 +287,199 @@
           <w:b/>
           <w:bCs/>
         </w:rPr>
-        <w:t xml:space="preserve">Greatest Common Factor (Máximo común divisor)</w:t>
-      </w:r>
-      <w:r>
-        <w:t xml:space="preserve"> — The greatest whole number that divides two or more numbers with no remainder.</w:t>
+        <w:t xml:space="preserve">Multiple (Múltiplo)</w:t>
+      </w:r>
+      <w:r>
+        <w:t xml:space="preserve"> — The result of multiplying a number by 1, 2, 3, and so on — where you land when you skip-count by it.</w:t>
+      </w:r>
+    </w:p>
+    <w:p>
+      <w:pPr>
+        <w:keepNext/>
+        <w:spacing w:after="20" w:before="80"/>
+        <w:jc w:val="center"/>
+      </w:pPr>
+      <w:r>
+        <w:drawing>
+          <wp:inline distT="0" distB="0" distL="0" distR="0">
+            <wp:extent cx="1047750" cy="790575"/>
+            <wp:effectExtent t="0" r="0" b="0" l="0"/>
+            <wp:docPr id="1" name="" descr="" title=""/>
+            <wp:cNvGraphicFramePr>
+              <a:graphicFrameLocks xmlns:a="http://schemas.openxmlformats.org/drawingml/2006/main" noChangeAspect="1"/>
+            </wp:cNvGraphicFramePr>
+            <a:graphic xmlns:a="http://schemas.openxmlformats.org/drawingml/2006/main">
+              <a:graphicData uri="http://schemas.openxmlformats.org/drawingml/2006/picture">
+                <pic:pic xmlns:pic="http://schemas.openxmlformats.org/drawingml/2006/picture">
+                  <pic:nvPicPr>
+                    <pic:cNvPr id="0" name="" descr=""/>
+                    <pic:cNvPicPr>
+                      <a:picLocks noChangeAspect="1" noChangeArrowheads="1"/>
+                    </pic:cNvPicPr>
+                  </pic:nvPicPr>
+                  <pic:blipFill>
+                    <a:blip r:embed="rId7" cstate="none"/>
+                    <a:srcRect/>
+                    <a:stretch>
+                      <a:fillRect/>
+                    </a:stretch>
+                  </pic:blipFill>
+                  <pic:spPr bwMode="auto">
+                    <a:xfrm>
+                      <a:off x="0" y="0"/>
+                      <a:ext cx="1047750" cy="790575"/>
+                    </a:xfrm>
+                    <a:prstGeom prst="rect">
+                      <a:avLst/>
+                    </a:prstGeom>
+                  </pic:spPr>
+                </pic:pic>
+              </a:graphicData>
+            </a:graphic>
+          </wp:inline>
+        </w:drawing>
+      </w:r>
+    </w:p>
+    <w:p>
+      <w:pPr>
+        <w:keepNext/>
+        <w:spacing w:after="120"/>
+      </w:pPr>
+      <w:r>
+        <w:rPr>
+          <w:b/>
+          <w:bCs/>
+        </w:rPr>
+        <w:t xml:space="preserve">Greatest common factor (GCF) (Máximo común divisor (MCD))</w:t>
+      </w:r>
+      <w:r>
+        <w:t xml:space="preserve"> — The largest number that is a factor of two or more numbers. It answers “how many equal groups can I make?”</w:t>
+      </w:r>
+    </w:p>
+    <w:p>
+      <w:pPr>
+        <w:keepNext/>
+        <w:spacing w:after="20" w:before="80"/>
+        <w:jc w:val="center"/>
+      </w:pPr>
+      <w:r>
+        <w:drawing>
+          <wp:inline distT="0" distB="0" distL="0" distR="0">
+            <wp:extent cx="1047750" cy="790575"/>
+            <wp:effectExtent t="0" r="0" b="0" l="0"/>
+            <wp:docPr id="1" name="" descr="" title=""/>
+            <wp:cNvGraphicFramePr>
+              <a:graphicFrameLocks xmlns:a="http://schemas.openxmlformats.org/drawingml/2006/main" noChangeAspect="1"/>
+            </wp:cNvGraphicFramePr>
+            <a:graphic xmlns:a="http://schemas.openxmlformats.org/drawingml/2006/main">
+              <a:graphicData uri="http://schemas.openxmlformats.org/drawingml/2006/picture">
+                <pic:pic xmlns:pic="http://schemas.openxmlformats.org/drawingml/2006/picture">
+                  <pic:nvPicPr>
+                    <pic:cNvPr id="0" name="" descr=""/>
+                    <pic:cNvPicPr>
+                      <a:picLocks noChangeAspect="1" noChangeArrowheads="1"/>
+                    </pic:cNvPicPr>
+                  </pic:nvPicPr>
+                  <pic:blipFill>
+                    <a:blip r:embed="rId7" cstate="none"/>
+                    <a:srcRect/>
+                    <a:stretch>
+                      <a:fillRect/>
+                    </a:stretch>
+                  </pic:blipFill>
+                  <pic:spPr bwMode="auto">
+                    <a:xfrm>
+                      <a:off x="0" y="0"/>
+                      <a:ext cx="1047750" cy="790575"/>
+                    </a:xfrm>
+                    <a:prstGeom prst="rect">
+                      <a:avLst/>
+                    </a:prstGeom>
+                  </pic:spPr>
+                </pic:pic>
+              </a:graphicData>
+            </a:graphic>
+          </wp:inline>
+        </w:drawing>
+      </w:r>
+    </w:p>
+    <w:p>
+      <w:pPr>
+        <w:keepNext/>
+        <w:spacing w:after="120"/>
+      </w:pPr>
+      <w:r>
+        <w:rPr>
+          <w:b/>
+          <w:bCs/>
+        </w:rPr>
+        <w:t xml:space="preserve">Least common multiple (LCM) (Mínimo común múltiplo (mcm))</w:t>
+      </w:r>
+      <w:r>
+        <w:t xml:space="preserve"> — The smallest number that is a multiple of two or more numbers. It answers “when will these line up again?”</w:t>
+      </w:r>
+    </w:p>
+    <w:p>
+      <w:pPr>
+        <w:keepNext/>
+        <w:spacing w:after="20" w:before="80"/>
+        <w:jc w:val="center"/>
+      </w:pPr>
+      <w:r>
+        <w:drawing>
+          <wp:inline distT="0" distB="0" distL="0" distR="0">
+            <wp:extent cx="1047750" cy="790575"/>
+            <wp:effectExtent t="0" r="0" b="0" l="0"/>
+            <wp:docPr id="1" name="" descr="" title=""/>
+            <wp:cNvGraphicFramePr>
+              <a:graphicFrameLocks xmlns:a="http://schemas.openxmlformats.org/drawingml/2006/main" noChangeAspect="1"/>
+            </wp:cNvGraphicFramePr>
+            <a:graphic xmlns:a="http://schemas.openxmlformats.org/drawingml/2006/main">
+              <a:graphicData uri="http://schemas.openxmlformats.org/drawingml/2006/picture">
+                <pic:pic xmlns:pic="http://schemas.openxmlformats.org/drawingml/2006/picture">
+                  <pic:nvPicPr>
+                    <pic:cNvPr id="0" name="" descr=""/>
+                    <pic:cNvPicPr>
+                      <a:picLocks noChangeAspect="1" noChangeArrowheads="1"/>
+                    </pic:cNvPicPr>
+                  </pic:nvPicPr>
+                  <pic:blipFill>
+                    <a:blip r:embed="rId7" cstate="none"/>
+                    <a:srcRect/>
+                    <a:stretch>
+                      <a:fillRect/>
+                    </a:stretch>
+                  </pic:blipFill>
+                  <pic:spPr bwMode="auto">
+                    <a:xfrm>
+                      <a:off x="0" y="0"/>
+                      <a:ext cx="1047750" cy="790575"/>
+                    </a:xfrm>
+                    <a:prstGeom prst="rect">
+                      <a:avLst/>
+                    </a:prstGeom>
+                  </pic:spPr>
+                </pic:pic>
+              </a:graphicData>
+            </a:graphic>
+          </wp:inline>
+        </w:drawing>
+      </w:r>
+    </w:p>
+    <w:p>
+      <w:pPr>
+        <w:keepNext/>
+        <w:spacing w:after="120"/>
+      </w:pPr>
+      <w:r>
+        <w:rPr>
+          <w:b/>
+          <w:bCs/>
+        </w:rPr>
+        <w:t xml:space="preserve">Factor pair (Par de factores)</w:t>
+      </w:r>
+      <w:r>
+        <w:t xml:space="preserve"> — Two factors that multiply to make a number. In a word problem, one is the number of groups and the other is the size of each group.</w:t>
       </w:r>
     </w:p>
     <w:p>
@@ -350,10 +539,10 @@
           <w:b/>
           <w:bCs/>
         </w:rPr>
-        <w:t xml:space="preserve">Factor (Factor)</w:t>
-      </w:r>
-      <w:r>
-        <w:t xml:space="preserve"> — A factor of a whole number divides it evenly, with no remainder. For example, 3 is a factor of 12 because 12 ÷ 3 = 4.</w:t>
+        <w:t xml:space="preserve">Prime factorization (Descomposición en factores primos)</w:t>
+      </w:r>
+      <w:r>
+        <w:t xml:space="preserve"> — Writing a number as a product of prime numbers, usually with a factor tree. Multiplying the primes two numbers share also gives the GCF.</w:t>
       </w:r>
     </w:p>
     <w:p>
@@ -476,10 +665,10 @@
           <w:b/>
           <w:bCs/>
         </w:rPr>
-        <w:t xml:space="preserve">Multiple (Múltiplo)</w:t>
-      </w:r>
-      <w:r>
-        <w:t xml:space="preserve"> — What you get when you multiply a number by 1, 2, 3, and so on.</w:t>
+        <w:t xml:space="preserve">Prime number (Número primo)</w:t>
+      </w:r>
+      <w:r>
+        <w:t xml:space="preserve"> — A number bigger than 1 that you can only divide by 1 and itself.</w:t>
       </w:r>
     </w:p>
     <w:p>
@@ -539,6 +728,69 @@
           <w:b/>
           <w:bCs/>
         </w:rPr>
+        <w:t xml:space="preserve">Greatest Common Factor (Máximo común divisor)</w:t>
+      </w:r>
+      <w:r>
+        <w:t xml:space="preserve"> — The greatest whole number that divides two or more numbers with no remainder.</w:t>
+      </w:r>
+    </w:p>
+    <w:p>
+      <w:pPr>
+        <w:keepNext/>
+        <w:spacing w:after="20" w:before="80"/>
+        <w:jc w:val="center"/>
+      </w:pPr>
+      <w:r>
+        <w:drawing>
+          <wp:inline distT="0" distB="0" distL="0" distR="0">
+            <wp:extent cx="1047750" cy="790575"/>
+            <wp:effectExtent t="0" r="0" b="0" l="0"/>
+            <wp:docPr id="1" name="" descr="" title=""/>
+            <wp:cNvGraphicFramePr>
+              <a:graphicFrameLocks xmlns:a="http://schemas.openxmlformats.org/drawingml/2006/main" noChangeAspect="1"/>
+            </wp:cNvGraphicFramePr>
+            <a:graphic xmlns:a="http://schemas.openxmlformats.org/drawingml/2006/main">
+              <a:graphicData uri="http://schemas.openxmlformats.org/drawingml/2006/picture">
+                <pic:pic xmlns:pic="http://schemas.openxmlformats.org/drawingml/2006/picture">
+                  <pic:nvPicPr>
+                    <pic:cNvPr id="0" name="" descr=""/>
+                    <pic:cNvPicPr>
+                      <a:picLocks noChangeAspect="1" noChangeArrowheads="1"/>
+                    </pic:cNvPicPr>
+                  </pic:nvPicPr>
+                  <pic:blipFill>
+                    <a:blip r:embed="rId14" cstate="none"/>
+                    <a:srcRect/>
+                    <a:stretch>
+                      <a:fillRect/>
+                    </a:stretch>
+                  </pic:blipFill>
+                  <pic:spPr bwMode="auto">
+                    <a:xfrm>
+                      <a:off x="0" y="0"/>
+                      <a:ext cx="1047750" cy="790575"/>
+                    </a:xfrm>
+                    <a:prstGeom prst="rect">
+                      <a:avLst/>
+                    </a:prstGeom>
+                  </pic:spPr>
+                </pic:pic>
+              </a:graphicData>
+            </a:graphic>
+          </wp:inline>
+        </w:drawing>
+      </w:r>
+    </w:p>
+    <w:p>
+      <w:pPr>
+        <w:keepNext/>
+        <w:spacing w:after="120"/>
+      </w:pPr>
+      <w:r>
+        <w:rPr>
+          <w:b/>
+          <w:bCs/>
+        </w:rPr>
         <w:t xml:space="preserve">Composite number (Número compuesto)</w:t>
       </w:r>
       <w:r>
@@ -579,39 +831,39 @@
           <w:b/>
           <w:bCs/>
         </w:rPr>
-        <w:t xml:space="preserve">1. (Lesson 1.1) Which of the following is a prime number?</w:t>
-      </w:r>
-    </w:p>
-    <w:p>
-      <w:pPr>
-        <w:spacing w:after="40" w:before="0"/>
-      </w:pPr>
-      <w:r>
-        <w:t xml:space="preserve">     A. 17</w:t>
-      </w:r>
-    </w:p>
-    <w:p>
-      <w:pPr>
-        <w:spacing w:after="40" w:before="0"/>
-      </w:pPr>
-      <w:r>
-        <w:t xml:space="preserve">     B. 15</w:t>
-      </w:r>
-    </w:p>
-    <w:p>
-      <w:pPr>
-        <w:spacing w:after="40" w:before="0"/>
-      </w:pPr>
-      <w:r>
-        <w:t xml:space="preserve">     C. 21</w:t>
-      </w:r>
-    </w:p>
-    <w:p>
-      <w:pPr>
-        <w:spacing w:after="40" w:before="0"/>
-      </w:pPr>
-      <w:r>
-        <w:t xml:space="preserve">     D. 9</w:t>
+        <w:t xml:space="preserve">1. (Lesson 6.7) Which list shows all the factors of 12?</w:t>
+      </w:r>
+    </w:p>
+    <w:p>
+      <w:pPr>
+        <w:spacing w:after="40" w:before="0"/>
+      </w:pPr>
+      <w:r>
+        <w:t xml:space="preserve">     A. 1, 2, 3, 4, 6, 12</w:t>
+      </w:r>
+    </w:p>
+    <w:p>
+      <w:pPr>
+        <w:spacing w:after="40" w:before="0"/>
+      </w:pPr>
+      <w:r>
+        <w:t xml:space="preserve">     B. 12, 24, 36, 48</w:t>
+      </w:r>
+    </w:p>
+    <w:p>
+      <w:pPr>
+        <w:spacing w:after="40" w:before="0"/>
+      </w:pPr>
+      <w:r>
+        <w:t xml:space="preserve">     C. 1, 12</w:t>
+      </w:r>
+    </w:p>
+    <w:p>
+      <w:pPr>
+        <w:spacing w:after="40" w:before="0"/>
+      </w:pPr>
+      <w:r>
+        <w:t xml:space="preserve">     D. 2, 3, 4, 6</w:t>
       </w:r>
     </w:p>
     <w:p>
@@ -634,39 +886,39 @@
           <w:b/>
           <w:bCs/>
         </w:rPr>
-        <w:t xml:space="preserve">2. (Lesson 1.1) What is the prime factorization of 30?</w:t>
-      </w:r>
-    </w:p>
-    <w:p>
-      <w:pPr>
-        <w:spacing w:after="40" w:before="0"/>
-      </w:pPr>
-      <w:r>
-        <w:t xml:space="preserve">     A. 2 × 3 × 5</w:t>
-      </w:r>
-    </w:p>
-    <w:p>
-      <w:pPr>
-        <w:spacing w:after="40" w:before="0"/>
-      </w:pPr>
-      <w:r>
-        <w:t xml:space="preserve">     B. 5 × 6</w:t>
-      </w:r>
-    </w:p>
-    <w:p>
-      <w:pPr>
-        <w:spacing w:after="40" w:before="0"/>
-      </w:pPr>
-      <w:r>
-        <w:t xml:space="preserve">     C. 2 × 15</w:t>
-      </w:r>
-    </w:p>
-    <w:p>
-      <w:pPr>
-        <w:spacing w:after="40" w:before="0"/>
-      </w:pPr>
-      <w:r>
-        <w:t xml:space="preserve">     D. 3 × 10</w:t>
+        <w:t xml:space="preserve">2. (Lesson 6.7) Which list shows the first four multiples of 8?</w:t>
+      </w:r>
+    </w:p>
+    <w:p>
+      <w:pPr>
+        <w:spacing w:after="40" w:before="0"/>
+      </w:pPr>
+      <w:r>
+        <w:t xml:space="preserve">     A. 8, 16, 24, 32</w:t>
+      </w:r>
+    </w:p>
+    <w:p>
+      <w:pPr>
+        <w:spacing w:after="40" w:before="0"/>
+      </w:pPr>
+      <w:r>
+        <w:t xml:space="preserve">     B. 1, 2, 4, 8</w:t>
+      </w:r>
+    </w:p>
+    <w:p>
+      <w:pPr>
+        <w:spacing w:after="40" w:before="0"/>
+      </w:pPr>
+      <w:r>
+        <w:t xml:space="preserve">     C. 8, 9, 10, 11</w:t>
+      </w:r>
+    </w:p>
+    <w:p>
+      <w:pPr>
+        <w:spacing w:after="40" w:before="0"/>
+      </w:pPr>
+      <w:r>
+        <w:t xml:space="preserve">     D. 2, 4, 6, 8</w:t>
       </w:r>
     </w:p>
     <w:p>
@@ -689,39 +941,39 @@
           <w:b/>
           <w:bCs/>
         </w:rPr>
-        <w:t xml:space="preserve">3. (Lesson 1.1) Two students found different factor trees for 60. Student A started with 2 × 30. Student B started with 6 × 10. Which statement is true?</w:t>
-      </w:r>
-    </w:p>
-    <w:p>
-      <w:pPr>
-        <w:spacing w:after="40" w:before="0"/>
-      </w:pPr>
-      <w:r>
-        <w:t xml:space="preserve">     A. Both get the same prime factorization: 2 × 2 × 3 × 5</w:t>
-      </w:r>
-    </w:p>
-    <w:p>
-      <w:pPr>
-        <w:spacing w:after="40" w:before="0"/>
-      </w:pPr>
-      <w:r>
-        <w:t xml:space="preserve">     B. Only Student A gets the correct prime factorization</w:t>
-      </w:r>
-    </w:p>
-    <w:p>
-      <w:pPr>
-        <w:spacing w:after="40" w:before="0"/>
-      </w:pPr>
-      <w:r>
-        <w:t xml:space="preserve">     C. Only Student B gets the correct prime factorization</w:t>
-      </w:r>
-    </w:p>
-    <w:p>
-      <w:pPr>
-        <w:spacing w:after="40" w:before="0"/>
-      </w:pPr>
-      <w:r>
-        <w:t xml:space="preserve">     D. They will get different prime factorizations</w:t>
+        <w:t xml:space="preserve">3. (Lesson 6.7) Using prime factors, 48 = 2 × 2 × 2 × 2 × 3 and 36 = 2 × 2 × 3 × 3. What is their GCF?</w:t>
+      </w:r>
+    </w:p>
+    <w:p>
+      <w:pPr>
+        <w:spacing w:after="40" w:before="0"/>
+      </w:pPr>
+      <w:r>
+        <w:t xml:space="preserve">     A. 12, from the shared 2 × 2 × 3</w:t>
+      </w:r>
+    </w:p>
+    <w:p>
+      <w:pPr>
+        <w:spacing w:after="40" w:before="0"/>
+      </w:pPr>
+      <w:r>
+        <w:t xml:space="preserve">     B. 144, from multiplying all the primes</w:t>
+      </w:r>
+    </w:p>
+    <w:p>
+      <w:pPr>
+        <w:spacing w:after="40" w:before="0"/>
+      </w:pPr>
+      <w:r>
+        <w:t xml:space="preserve">     C. 6, from one 2 and one 3</w:t>
+      </w:r>
+    </w:p>
+    <w:p>
+      <w:pPr>
+        <w:spacing w:after="40" w:before="0"/>
+      </w:pPr>
+      <w:r>
+        <w:t xml:space="preserve">     D. 2, the only prime they share</w:t>
       </w:r>
     </w:p>
     <w:p>
@@ -744,39 +996,149 @@
           <w:b/>
           <w:bCs/>
         </w:rPr>
-        <w:t xml:space="preserve">4. (Lesson 1.1) Spot the Common Mistake</w:t>
-      </w:r>
-    </w:p>
-    <w:p>
-      <w:pPr>
-        <w:spacing w:after="40" w:before="0"/>
-      </w:pPr>
-      <w:r>
-        <w:t xml:space="preserve">   Step 1 (Find the prime factorization of 45, using exponents): Start: 45</w:t>
-      </w:r>
-    </w:p>
-    <w:p>
-      <w:pPr>
-        <w:spacing w:after="40" w:before="0"/>
-      </w:pPr>
-      <w:r>
-        <w:t xml:space="preserve">   Step 2 (First split): 45 = 5 × 9</w:t>
-      </w:r>
-    </w:p>
-    <w:p>
-      <w:pPr>
-        <w:spacing w:after="40" w:before="0"/>
-      </w:pPr>
-      <w:r>
-        <w:t xml:space="preserve">   Step 3 (Break down 9): 9 = 3 × 3, so 45 = 5 × 3 × 3</w:t>
-      </w:r>
-    </w:p>
-    <w:p>
-      <w:pPr>
-        <w:spacing w:after="40" w:before="0"/>
-      </w:pPr>
-      <w:r>
-        <w:t xml:space="preserve">   Step 4 (Write with exponents): 45 = 3² × 5²</w:t>
+        <w:t xml:space="preserve">4. (Lesson 6.7) Ayasha has painting every 8 weeks and pottery every 6 weeks, both this week. When do they next fall in the same week?</w:t>
+      </w:r>
+    </w:p>
+    <w:p>
+      <w:pPr>
+        <w:spacing w:after="40" w:before="0"/>
+      </w:pPr>
+      <w:r>
+        <w:t xml:space="preserve">     A. In 24 weeks</w:t>
+      </w:r>
+    </w:p>
+    <w:p>
+      <w:pPr>
+        <w:spacing w:after="40" w:before="0"/>
+      </w:pPr>
+      <w:r>
+        <w:t xml:space="preserve">     B. In 48 weeks</w:t>
+      </w:r>
+    </w:p>
+    <w:p>
+      <w:pPr>
+        <w:spacing w:after="40" w:before="0"/>
+      </w:pPr>
+      <w:r>
+        <w:t xml:space="preserve">     C. In 14 weeks</w:t>
+      </w:r>
+    </w:p>
+    <w:p>
+      <w:pPr>
+        <w:spacing w:after="40" w:before="0"/>
+      </w:pPr>
+      <w:r>
+        <w:t xml:space="preserve">     D. In 2 weeks</w:t>
+      </w:r>
+    </w:p>
+    <w:p>
+      <w:pPr>
+        <w:spacing w:after="60" w:before="120"/>
+      </w:pPr>
+      <w:r>
+        <w:rPr>
+          <w:color w:val="BBBBBB"/>
+        </w:rPr>
+        <w:t xml:space="preserve">______________________________________________________________________</w:t>
+      </w:r>
+    </w:p>
+    <w:p>
+      <w:pPr>
+        <w:spacing w:after="80" w:before="0"/>
+      </w:pPr>
+      <w:r>
+        <w:rPr>
+          <w:b/>
+          <w:bCs/>
+        </w:rPr>
+        <w:t xml:space="preserve">5. (Lesson 6.12) Two buses leave the station at 8:00 AM. Bus A returns every 15 minutes and Bus B returns every 20 minutes. When is the next time both buses are at the station together?</w:t>
+      </w:r>
+    </w:p>
+    <w:p>
+      <w:pPr>
+        <w:spacing w:after="40" w:before="0"/>
+      </w:pPr>
+      <w:r>
+        <w:t xml:space="preserve">     A. 9:00 AM (60 minutes later)</w:t>
+      </w:r>
+    </w:p>
+    <w:p>
+      <w:pPr>
+        <w:spacing w:after="40" w:before="0"/>
+      </w:pPr>
+      <w:r>
+        <w:t xml:space="preserve">     B. 8:30 AM (30 minutes later)</w:t>
+      </w:r>
+    </w:p>
+    <w:p>
+      <w:pPr>
+        <w:spacing w:after="40" w:before="0"/>
+      </w:pPr>
+      <w:r>
+        <w:t xml:space="preserve">     C. 8:40 AM (40 minutes later)</w:t>
+      </w:r>
+    </w:p>
+    <w:p>
+      <w:pPr>
+        <w:spacing w:after="40" w:before="0"/>
+      </w:pPr>
+      <w:r>
+        <w:t xml:space="preserve">     D. 9:20 AM (80 minutes later)</w:t>
+      </w:r>
+    </w:p>
+    <w:p>
+      <w:pPr>
+        <w:spacing w:after="60" w:before="120"/>
+      </w:pPr>
+      <w:r>
+        <w:rPr>
+          <w:color w:val="BBBBBB"/>
+        </w:rPr>
+        <w:t xml:space="preserve">______________________________________________________________________</w:t>
+      </w:r>
+    </w:p>
+    <w:p>
+      <w:pPr>
+        <w:spacing w:after="80" w:before="0"/>
+      </w:pPr>
+      <w:r>
+        <w:rPr>
+          <w:b/>
+          <w:bCs/>
+        </w:rPr>
+        <w:t xml:space="preserve">6. (Lesson 6.12) Spot Maya's Mistake — LCM of 6 and 9</w:t>
+      </w:r>
+    </w:p>
+    <w:p>
+      <w:pPr>
+        <w:spacing w:after="40" w:before="0"/>
+      </w:pPr>
+      <w:r>
+        <w:t xml:space="preserve">   Step 1 (Problem): Find the LCM of 6 and 9.</w:t>
+      </w:r>
+    </w:p>
+    <w:p>
+      <w:pPr>
+        <w:spacing w:after="40" w:before="0"/>
+      </w:pPr>
+      <w:r>
+        <w:t xml:space="preserve">   Step 2 (Multiples of 6): 6, 12, 18, 24</w:t>
+      </w:r>
+    </w:p>
+    <w:p>
+      <w:pPr>
+        <w:spacing w:after="40" w:before="0"/>
+      </w:pPr>
+      <w:r>
+        <w:t xml:space="preserve">   Step 3 (Multiples of 9): 9, 18, 27</w:t>
+      </w:r>
+    </w:p>
+    <w:p>
+      <w:pPr>
+        <w:spacing w:after="40" w:before="0"/>
+      </w:pPr>
+      <w:r>
+        <w:t xml:space="preserve">   Step 4 (Choose the answer): Maya saw that 9 is bigger than 6, so she wrote LCM = 9.</w:t>
       </w:r>
     </w:p>
     <w:p>
@@ -833,39 +1195,39 @@
           <w:b/>
           <w:bCs/>
         </w:rPr>
-        <w:t xml:space="preserve">5. (Lesson 1.2) A teacher has 36 pencils and 48 erasers. She wants to make identical supply bags with no items left over. What is the greatest number of bags she can make?</w:t>
-      </w:r>
-    </w:p>
-    <w:p>
-      <w:pPr>
-        <w:spacing w:after="40" w:before="0"/>
-      </w:pPr>
-      <w:r>
-        <w:t xml:space="preserve">     A. 12 bags</w:t>
-      </w:r>
-    </w:p>
-    <w:p>
-      <w:pPr>
-        <w:spacing w:after="40" w:before="0"/>
-      </w:pPr>
-      <w:r>
-        <w:t xml:space="preserve">     B. 6 bags</w:t>
-      </w:r>
-    </w:p>
-    <w:p>
-      <w:pPr>
-        <w:spacing w:after="40" w:before="0"/>
-      </w:pPr>
-      <w:r>
-        <w:t xml:space="preserve">     C. 4 bags</w:t>
-      </w:r>
-    </w:p>
-    <w:p>
-      <w:pPr>
-        <w:spacing w:after="40" w:before="0"/>
-      </w:pPr>
-      <w:r>
-        <w:t xml:space="preserve">     D. 36 bags</w:t>
+        <w:t xml:space="preserve">7. (Lesson 6.13) Two students found different factor trees for 60. Student A started with 2 × 30. Student B started with 6 × 10. Which statement is true?</w:t>
+      </w:r>
+    </w:p>
+    <w:p>
+      <w:pPr>
+        <w:spacing w:after="40" w:before="0"/>
+      </w:pPr>
+      <w:r>
+        <w:t xml:space="preserve">     A. Both get the same prime factorization: 2 × 2 × 3 × 5</w:t>
+      </w:r>
+    </w:p>
+    <w:p>
+      <w:pPr>
+        <w:spacing w:after="40" w:before="0"/>
+      </w:pPr>
+      <w:r>
+        <w:t xml:space="preserve">     B. Only Student A gets the correct prime factorization</w:t>
+      </w:r>
+    </w:p>
+    <w:p>
+      <w:pPr>
+        <w:spacing w:after="40" w:before="0"/>
+      </w:pPr>
+      <w:r>
+        <w:t xml:space="preserve">     C. Only Student B gets the correct prime factorization</w:t>
+      </w:r>
+    </w:p>
+    <w:p>
+      <w:pPr>
+        <w:spacing w:after="40" w:before="0"/>
+      </w:pPr>
+      <w:r>
+        <w:t xml:space="preserve">     D. They will get different prime factorizations</w:t>
       </w:r>
     </w:p>
     <w:p>
@@ -888,39 +1250,39 @@
           <w:b/>
           <w:bCs/>
         </w:rPr>
-        <w:t xml:space="preserve">6. (Lesson 1.2) Spot the Common Mistake — GCF or LCM?</w:t>
-      </w:r>
-    </w:p>
-    <w:p>
-      <w:pPr>
-        <w:spacing w:after="40" w:before="0"/>
-      </w:pPr>
-      <w:r>
-        <w:t xml:space="preserve">   Step 1 (The problem): Find the GCF of 8 and 20.</w:t>
-      </w:r>
-    </w:p>
-    <w:p>
-      <w:pPr>
-        <w:spacing w:after="40" w:before="0"/>
-      </w:pPr>
-      <w:r>
-        <w:t xml:space="preserve">   Step 2 (List factors of 8): 1, 2, 4, 8</w:t>
-      </w:r>
-    </w:p>
-    <w:p>
-      <w:pPr>
-        <w:spacing w:after="40" w:before="0"/>
-      </w:pPr>
-      <w:r>
-        <w:t xml:space="preserve">   Step 3 (List factors of 20): 1, 2, 4, 5, 10, 20</w:t>
-      </w:r>
-    </w:p>
-    <w:p>
-      <w:pPr>
-        <w:spacing w:after="40" w:before="0"/>
-      </w:pPr>
-      <w:r>
-        <w:t xml:space="preserve">   Step 4 (Choose the answer): Jordan multiplies 8 × 20 = 160 and says the GCF of 8 and 20 is 160.</w:t>
+        <w:t xml:space="preserve">8. (Lesson 6.13) Spot the Common Mistake</w:t>
+      </w:r>
+    </w:p>
+    <w:p>
+      <w:pPr>
+        <w:spacing w:after="40" w:before="0"/>
+      </w:pPr>
+      <w:r>
+        <w:t xml:space="preserve">   Step 1 (Find the prime factorization of 45, using exponents): Start: 45</w:t>
+      </w:r>
+    </w:p>
+    <w:p>
+      <w:pPr>
+        <w:spacing w:after="40" w:before="0"/>
+      </w:pPr>
+      <w:r>
+        <w:t xml:space="preserve">   Step 2 (First split): 45 = 5 × 9</w:t>
+      </w:r>
+    </w:p>
+    <w:p>
+      <w:pPr>
+        <w:spacing w:after="40" w:before="0"/>
+      </w:pPr>
+      <w:r>
+        <w:t xml:space="preserve">   Step 3 (Break down 9): 9 = 3 × 3, so 45 = 5 × 3 × 3</w:t>
+      </w:r>
+    </w:p>
+    <w:p>
+      <w:pPr>
+        <w:spacing w:after="40" w:before="0"/>
+      </w:pPr>
+      <w:r>
+        <w:t xml:space="preserve">   Step 4 (Write with exponents): 45 = 3² × 5²</w:t>
       </w:r>
     </w:p>
     <w:p>
@@ -977,39 +1339,39 @@
           <w:b/>
           <w:bCs/>
         </w:rPr>
-        <w:t xml:space="preserve">7. (Lesson 1.3) Two buses leave the station at 8:00 AM. Bus A returns every 15 minutes and Bus B returns every 20 minutes. When is the next time both buses are at the station together?</w:t>
-      </w:r>
-    </w:p>
-    <w:p>
-      <w:pPr>
-        <w:spacing w:after="40" w:before="0"/>
-      </w:pPr>
-      <w:r>
-        <w:t xml:space="preserve">     A. 9:00 AM (60 minutes later)</w:t>
-      </w:r>
-    </w:p>
-    <w:p>
-      <w:pPr>
-        <w:spacing w:after="40" w:before="0"/>
-      </w:pPr>
-      <w:r>
-        <w:t xml:space="preserve">     B. 8:30 AM (30 minutes later)</w:t>
-      </w:r>
-    </w:p>
-    <w:p>
-      <w:pPr>
-        <w:spacing w:after="40" w:before="0"/>
-      </w:pPr>
-      <w:r>
-        <w:t xml:space="preserve">     C. 8:40 AM (40 minutes later)</w:t>
-      </w:r>
-    </w:p>
-    <w:p>
-      <w:pPr>
-        <w:spacing w:after="40" w:before="0"/>
-      </w:pPr>
-      <w:r>
-        <w:t xml:space="preserve">     D. 9:20 AM (80 minutes later)</w:t>
+        <w:t xml:space="preserve">9. (Lesson 6.7) Is 4 a factor or a multiple of 12?</w:t>
+      </w:r>
+    </w:p>
+    <w:p>
+      <w:pPr>
+        <w:spacing w:after="40" w:before="0"/>
+      </w:pPr>
+      <w:r>
+        <w:t xml:space="preserve">     A. A factor</w:t>
+      </w:r>
+    </w:p>
+    <w:p>
+      <w:pPr>
+        <w:spacing w:after="40" w:before="0"/>
+      </w:pPr>
+      <w:r>
+        <w:t xml:space="preserve">     B. A multiple</w:t>
+      </w:r>
+    </w:p>
+    <w:p>
+      <w:pPr>
+        <w:spacing w:after="40" w:before="0"/>
+      </w:pPr>
+      <w:r>
+        <w:t xml:space="preserve">     C. Both</w:t>
+      </w:r>
+    </w:p>
+    <w:p>
+      <w:pPr>
+        <w:spacing w:after="40" w:before="0"/>
+      </w:pPr>
+      <w:r>
+        <w:t xml:space="preserve">     D. Neither</w:t>
       </w:r>
     </w:p>
     <w:p>
@@ -1032,224 +1394,112 @@
           <w:b/>
           <w:bCs/>
         </w:rPr>
-        <w:t xml:space="preserve">8. (Lesson 1.3) Spot Maya's Mistake — LCM of 6 and 9</w:t>
-      </w:r>
-    </w:p>
-    <w:p>
-      <w:pPr>
-        <w:spacing w:after="40" w:before="0"/>
-      </w:pPr>
-      <w:r>
-        <w:t xml:space="preserve">   Step 1 (Problem): Find the LCM of 6 and 9.</w:t>
-      </w:r>
-    </w:p>
-    <w:p>
-      <w:pPr>
-        <w:spacing w:after="40" w:before="0"/>
-      </w:pPr>
-      <w:r>
-        <w:t xml:space="preserve">   Step 2 (Multiples of 6): 6, 12, 18, 24</w:t>
-      </w:r>
-    </w:p>
-    <w:p>
-      <w:pPr>
-        <w:spacing w:after="40" w:before="0"/>
-      </w:pPr>
-      <w:r>
-        <w:t xml:space="preserve">   Step 3 (Multiples of 9): 9, 18, 27</w:t>
-      </w:r>
-    </w:p>
-    <w:p>
-      <w:pPr>
-        <w:spacing w:after="40" w:before="0"/>
-      </w:pPr>
-      <w:r>
-        <w:t xml:space="preserve">   Step 4 (Choose the answer): Maya saw that 9 is bigger than 6, so she wrote LCM = 9.</w:t>
-      </w:r>
-    </w:p>
-    <w:p>
-      <w:pPr>
-        <w:spacing w:after="60" w:before="0"/>
+        <w:t xml:space="preserve">10. (Lesson 6.12) One machine runs every 4 min, another every 6 min. They just ran together. In how many minutes do they run together again?</w:t>
+      </w:r>
+    </w:p>
+    <w:p>
+      <w:pPr>
+        <w:spacing w:after="40" w:before="0"/>
+      </w:pPr>
+      <w:r>
+        <w:t xml:space="preserve">     A. 12</w:t>
+      </w:r>
+    </w:p>
+    <w:p>
+      <w:pPr>
+        <w:spacing w:after="40" w:before="0"/>
+      </w:pPr>
+      <w:r>
+        <w:t xml:space="preserve">     B. 10</w:t>
+      </w:r>
+    </w:p>
+    <w:p>
+      <w:pPr>
+        <w:spacing w:after="40" w:before="0"/>
+      </w:pPr>
+      <w:r>
+        <w:t xml:space="preserve">     C. 24</w:t>
+      </w:r>
+    </w:p>
+    <w:p>
+      <w:pPr>
+        <w:spacing w:after="40" w:before="0"/>
+      </w:pPr>
+      <w:r>
+        <w:t xml:space="preserve">     D. 6</w:t>
+      </w:r>
+    </w:p>
+    <w:p>
+      <w:pPr>
+        <w:spacing w:after="60" w:before="120"/>
+      </w:pPr>
+      <w:r>
+        <w:rPr>
+          <w:color w:val="BBBBBB"/>
+        </w:rPr>
+        <w:t xml:space="preserve">______________________________________________________________________</w:t>
+      </w:r>
+    </w:p>
+    <w:p>
+      <w:r>
+        <w:br w:type="page"/>
+      </w:r>
+    </w:p>
+    <w:p>
+      <w:pPr>
+        <w:pStyle w:val="Heading1"/>
+        <w:spacing w:after="120"/>
+      </w:pPr>
+      <w:r>
+        <w:rPr>
+          <w:b/>
+          <w:bCs/>
+        </w:rPr>
+        <w:t xml:space="preserve">Answer Key (Teacher)</w:t>
+      </w:r>
+    </w:p>
+    <w:p>
+      <w:pPr>
+        <w:spacing w:after="40" w:before="0"/>
+      </w:pPr>
+      <w:r>
+        <w:rPr>
+          <w:b/>
+          <w:bCs/>
+        </w:rPr>
+        <w:t xml:space="preserve">1. A. 1, 2, 3, 4, 6, 12</w:t>
+      </w:r>
+    </w:p>
+    <w:p>
+      <w:pPr>
+        <w:spacing w:after="20" w:before="0"/>
+      </w:pPr>
+      <w:r>
+        <w:t xml:space="preserve">     A factor divides 12 evenly. Every one of 1, 2, 3, 4, 6, and 12 does, and nothing else does.</w:t>
+      </w:r>
+    </w:p>
+    <w:p>
+      <w:pPr>
+        <w:spacing w:after="80" w:before="0"/>
       </w:pPr>
       <w:r>
         <w:rPr>
           <w:i/>
           <w:iCs/>
         </w:rPr>
-        <w:t xml:space="preserve">Which step has the mistake? Explain and fix it:</w:t>
-      </w:r>
-    </w:p>
-    <w:p>
-      <w:pPr>
-        <w:spacing w:after="60" w:before="120"/>
-      </w:pPr>
-      <w:r>
-        <w:rPr>
-          <w:color w:val="BBBBBB"/>
-        </w:rPr>
-        <w:t xml:space="preserve">______________________________________________________________________</w:t>
-      </w:r>
-    </w:p>
-    <w:p>
-      <w:pPr>
-        <w:spacing w:after="60" w:before="120"/>
-      </w:pPr>
-      <w:r>
-        <w:rPr>
-          <w:color w:val="BBBBBB"/>
-        </w:rPr>
-        <w:t xml:space="preserve">______________________________________________________________________</w:t>
-      </w:r>
-    </w:p>
-    <w:p>
-      <w:pPr>
-        <w:spacing w:after="60" w:before="120"/>
-      </w:pPr>
-      <w:r>
-        <w:rPr>
-          <w:color w:val="BBBBBB"/>
-        </w:rPr>
-        <w:t xml:space="preserve">______________________________________________________________________</w:t>
-      </w:r>
-    </w:p>
-    <w:p>
-      <w:pPr>
-        <w:spacing w:after="80" w:before="0"/>
-      </w:pPr>
-      <w:r>
-        <w:rPr>
-          <w:b/>
-          <w:bCs/>
-        </w:rPr>
-        <w:t xml:space="preserve">9. (Lesson 1.1) The first lock panel shows 90. What is the prime factorization of 90?</w:t>
-      </w:r>
-    </w:p>
-    <w:p>
-      <w:pPr>
-        <w:spacing w:after="40" w:before="0"/>
-      </w:pPr>
-      <w:r>
-        <w:t xml:space="preserve">     A. 2 × 3 × 3 × 5</w:t>
-      </w:r>
-    </w:p>
-    <w:p>
-      <w:pPr>
-        <w:spacing w:after="40" w:before="0"/>
-      </w:pPr>
-      <w:r>
-        <w:t xml:space="preserve">     B. 2 × 45</w:t>
-      </w:r>
-    </w:p>
-    <w:p>
-      <w:pPr>
-        <w:spacing w:after="40" w:before="0"/>
-      </w:pPr>
-      <w:r>
-        <w:t xml:space="preserve">     C. 9 × 10</w:t>
-      </w:r>
-    </w:p>
-    <w:p>
-      <w:pPr>
-        <w:spacing w:after="40" w:before="0"/>
-      </w:pPr>
-      <w:r>
-        <w:t xml:space="preserve">     D. 3 × 30</w:t>
-      </w:r>
-    </w:p>
-    <w:p>
-      <w:pPr>
-        <w:spacing w:after="60" w:before="120"/>
-      </w:pPr>
-      <w:r>
-        <w:rPr>
-          <w:color w:val="BBBBBB"/>
-        </w:rPr>
-        <w:t xml:space="preserve">______________________________________________________________________</w:t>
-      </w:r>
-    </w:p>
-    <w:p>
-      <w:pPr>
-        <w:spacing w:after="80" w:before="0"/>
-      </w:pPr>
-      <w:r>
-        <w:rPr>
-          <w:b/>
-          <w:bCs/>
-        </w:rPr>
-        <w:t xml:space="preserve">10. (Lesson 1.2) Mission Control must split 24 oxygen tanks and 36 ration packs into identical crew pods with none left over. What is the GCF of 24 and 36?</w:t>
-      </w:r>
-    </w:p>
-    <w:p>
-      <w:pPr>
-        <w:spacing w:after="40" w:before="0"/>
-      </w:pPr>
-      <w:r>
-        <w:t xml:space="preserve">     A. 12</w:t>
-      </w:r>
-    </w:p>
-    <w:p>
-      <w:pPr>
-        <w:spacing w:after="40" w:before="0"/>
-      </w:pPr>
-      <w:r>
-        <w:t xml:space="preserve">     B. 6</w:t>
-      </w:r>
-    </w:p>
-    <w:p>
-      <w:pPr>
-        <w:spacing w:after="40" w:before="0"/>
-      </w:pPr>
-      <w:r>
-        <w:t xml:space="preserve">     C. 8</w:t>
-      </w:r>
-    </w:p>
-    <w:p>
-      <w:pPr>
-        <w:spacing w:after="40" w:before="0"/>
-      </w:pPr>
-      <w:r>
-        <w:t xml:space="preserve">     D. 72</w:t>
-      </w:r>
-    </w:p>
-    <w:p>
-      <w:pPr>
-        <w:spacing w:after="60" w:before="120"/>
-      </w:pPr>
-      <w:r>
-        <w:rPr>
-          <w:color w:val="BBBBBB"/>
-        </w:rPr>
-        <w:t xml:space="preserve">______________________________________________________________________</w:t>
-      </w:r>
-    </w:p>
-    <w:p>
-      <w:r>
-        <w:br w:type="page"/>
-      </w:r>
-    </w:p>
-    <w:p>
-      <w:pPr>
-        <w:pStyle w:val="Heading1"/>
-        <w:spacing w:after="120"/>
-      </w:pPr>
-      <w:r>
-        <w:rPr>
-          <w:b/>
-          <w:bCs/>
-        </w:rPr>
-        <w:t xml:space="preserve">Answer Key (Teacher)</w:t>
-      </w:r>
-    </w:p>
-    <w:p>
-      <w:pPr>
-        <w:spacing w:after="40" w:before="0"/>
-      </w:pPr>
-      <w:r>
-        <w:rPr>
-          <w:b/>
-          <w:bCs/>
-        </w:rPr>
-        <w:t xml:space="preserve">1. A. 17</w:t>
+        <w:t xml:space="preserve">     Watch for: A common mistake in Prime Factorization is stopping the factor tree too soon — leaving a composite number like 4, 6, 8, or 9 in the final answer instead of continuing to split it. For example, writing 20 = 4 × 5 as the prime factorization (4 is composite) instead of finishing with 20 = 2 × 2 × 5. Before you submit, check every number in your final answer: if any factor can still be broken into smaller factors, the tree isn't finished yet.</w:t>
+      </w:r>
+    </w:p>
+    <w:p>
+      <w:pPr>
+        <w:spacing w:after="40" w:before="0"/>
+      </w:pPr>
+      <w:r>
+        <w:rPr>
+          <w:b/>
+          <w:bCs/>
+        </w:rPr>
+        <w:t xml:space="preserve">2. A. 8, 16, 24, 32</w:t>
       </w:r>
     </w:p>
     <w:p>
@@ -1257,7 +1507,7 @@
         <w:spacing w:after="20" w:before="0"/>
       </w:pPr>
       <w:r>
-        <w:t xml:space="preserve">     17 has exactly two factors: 1 and 17. 15 = 3 × 5, 21 = 3 × 7, and 9 = 3 × 3, so they are all composite.</w:t>
+        <w:t xml:space="preserve">     Multiples come from multiplying by 1, 2, 3, 4: 8, 16, 24, and 32 — the numbers you say skip-counting by 8.</w:t>
       </w:r>
     </w:p>
     <w:p>
@@ -1269,19 +1519,19 @@
           <w:i/>
           <w:iCs/>
         </w:rPr>
-        <w:t xml:space="preserve">     Watch for: A common mistake in Least Common Multiple is multiplying the two numbers together instead of listing multiples to find the smallest shared one. For example, for 4 and 6, a student calculates 4 × 6 = 24 and calls that the LCM, but the actual least common multiple is 12 (multiples of 4: 4, 8, 12; multiples of 6: 6, 12 — 12 is the first number that appears in both lists). This shortcut only works when the two numbers share no common factors (like 4 and 9, where the LCM really is 36 = 4 × 9); for numbers like 4 and 6 that share a factor of 2, multiplying overshoots the true LCM. Always list multiples of both numbers and pick the first one that appears in both lists.</w:t>
-      </w:r>
-    </w:p>
-    <w:p>
-      <w:pPr>
-        <w:spacing w:after="40" w:before="0"/>
-      </w:pPr>
-      <w:r>
-        <w:rPr>
-          <w:b/>
-          <w:bCs/>
-        </w:rPr>
-        <w:t xml:space="preserve">2. A. 2 × 3 × 5</w:t>
+        <w:t xml:space="preserve">     Watch for: A common mistake in Prime Factorization is stopping the factor tree too soon — leaving a composite number like 4, 6, 8, or 9 in the final answer instead of continuing to split it. For example, writing 20 = 4 × 5 as the prime factorization (4 is composite) instead of finishing with 20 = 2 × 2 × 5. Before you submit, check every number in your final answer: if any factor can still be broken into smaller factors, the tree isn't finished yet.</w:t>
+      </w:r>
+    </w:p>
+    <w:p>
+      <w:pPr>
+        <w:spacing w:after="40" w:before="0"/>
+      </w:pPr>
+      <w:r>
+        <w:rPr>
+          <w:b/>
+          <w:bCs/>
+        </w:rPr>
+        <w:t xml:space="preserve">3. A. 12, from the shared 2 × 2 × 3</w:t>
       </w:r>
     </w:p>
     <w:p>
@@ -1289,7 +1539,7 @@
         <w:spacing w:after="20" w:before="0"/>
       </w:pPr>
       <w:r>
-        <w:t xml:space="preserve">     30 = 2 × 15 = 2 × 3 × 5. All three factors (2, 3, 5) are prime, so 2 × 3 × 5 is the prime factorization.</w:t>
+        <w:t xml:space="preserve">     Take only the primes both numbers have: two 2s and one 3. Multiplying them gives 2 × 2 × 3 = 12, matching the answer from the factor lists.</w:t>
       </w:r>
     </w:p>
     <w:p>
@@ -1301,19 +1551,19 @@
           <w:i/>
           <w:iCs/>
         </w:rPr>
-        <w:t xml:space="preserve">     Watch for: A common mistake in Least Common Multiple is multiplying the two numbers together instead of listing multiples to find the smallest shared one. For example, for 4 and 6, a student calculates 4 × 6 = 24 and calls that the LCM, but the actual least common multiple is 12 (multiples of 4: 4, 8, 12; multiples of 6: 6, 12 — 12 is the first number that appears in both lists). This shortcut only works when the two numbers share no common factors (like 4 and 9, where the LCM really is 36 = 4 × 9); for numbers like 4 and 6 that share a factor of 2, multiplying overshoots the true LCM. Always list multiples of both numbers and pick the first one that appears in both lists.</w:t>
-      </w:r>
-    </w:p>
-    <w:p>
-      <w:pPr>
-        <w:spacing w:after="40" w:before="0"/>
-      </w:pPr>
-      <w:r>
-        <w:rPr>
-          <w:b/>
-          <w:bCs/>
-        </w:rPr>
-        <w:t xml:space="preserve">3. A. Both get the same prime factorization: 2 × 2 × 3 × 5</w:t>
+        <w:t xml:space="preserve">     Watch for: A common mistake in Prime Factorization is stopping the factor tree too soon — leaving a composite number like 4, 6, 8, or 9 in the final answer instead of continuing to split it. For example, writing 20 = 4 × 5 as the prime factorization (4 is composite) instead of finishing with 20 = 2 × 2 × 5. Before you submit, check every number in your final answer: if any factor can still be broken into smaller factors, the tree isn't finished yet.</w:t>
+      </w:r>
+    </w:p>
+    <w:p>
+      <w:pPr>
+        <w:spacing w:after="40" w:before="0"/>
+      </w:pPr>
+      <w:r>
+        <w:rPr>
+          <w:b/>
+          <w:bCs/>
+        </w:rPr>
+        <w:t xml:space="preserve">4. A. In 24 weeks</w:t>
       </w:r>
     </w:p>
     <w:p>
@@ -1321,7 +1571,7 @@
         <w:spacing w:after="20" w:before="0"/>
       </w:pPr>
       <w:r>
-        <w:t xml:space="preserve">     The Fundamental Theorem of Arithmetic says every composite number has exactly one prime factorization. No matter how you start the factor tree, you always end with 2 × 2 × 3 × 5.</w:t>
+        <w:t xml:space="preserve">     Multiples of 8: 8, 16, 24 …; multiples of 6: 6, 12, 18, 24 …. The first week they share is week 24.</w:t>
       </w:r>
     </w:p>
     <w:p>
@@ -1333,19 +1583,19 @@
           <w:i/>
           <w:iCs/>
         </w:rPr>
-        <w:t xml:space="preserve">     Watch for: A common mistake in Least Common Multiple is multiplying the two numbers together instead of listing multiples to find the smallest shared one. For example, for 4 and 6, a student calculates 4 × 6 = 24 and calls that the LCM, but the actual least common multiple is 12 (multiples of 4: 4, 8, 12; multiples of 6: 6, 12 — 12 is the first number that appears in both lists). This shortcut only works when the two numbers share no common factors (like 4 and 9, where the LCM really is 36 = 4 × 9); for numbers like 4 and 6 that share a factor of 2, multiplying overshoots the true LCM. Always list multiples of both numbers and pick the first one that appears in both lists.</w:t>
-      </w:r>
-    </w:p>
-    <w:p>
-      <w:pPr>
-        <w:spacing w:after="40" w:before="0"/>
-      </w:pPr>
-      <w:r>
-        <w:rPr>
-          <w:b/>
-          <w:bCs/>
-        </w:rPr>
-        <w:t xml:space="preserve">4. (Lesson 1.1) Spot the Common Mistake</w:t>
+        <w:t xml:space="preserve">     Watch for: A common mistake in Prime Factorization is stopping the factor tree too soon — leaving a composite number like 4, 6, 8, or 9 in the final answer instead of continuing to split it. For example, writing 20 = 4 × 5 as the prime factorization (4 is composite) instead of finishing with 20 = 2 × 2 × 5. Before you submit, check every number in your final answer: if any factor can still be broken into smaller factors, the tree isn't finished yet.</w:t>
+      </w:r>
+    </w:p>
+    <w:p>
+      <w:pPr>
+        <w:spacing w:after="40" w:before="0"/>
+      </w:pPr>
+      <w:r>
+        <w:rPr>
+          <w:b/>
+          <w:bCs/>
+        </w:rPr>
+        <w:t xml:space="preserve">5. A. 9:00 AM (60 minutes later)</w:t>
       </w:r>
     </w:p>
     <w:p>
@@ -1353,43 +1603,7 @@
         <w:spacing w:after="20" w:before="0"/>
       </w:pPr>
       <w:r>
-        <w:t xml:space="preserve">     The mistake is in Step 4.</w:t>
-      </w:r>
-    </w:p>
-    <w:p>
-      <w:pPr>
-        <w:spacing w:after="20" w:before="0"/>
-      </w:pPr>
-      <w:r>
-        <w:t xml:space="preserve">     Correct work: 45 = 5 × 3 × 3 has one 5 and two 3's — not two 5's. The exponent on a prime factor shows how many times that factor appears, so the correct form is 45 = 3² × 5 (the 5 has no exponent shown because it appears only once).</w:t>
-      </w:r>
-    </w:p>
-    <w:p>
-      <w:pPr>
-        <w:spacing w:after="80" w:before="0"/>
-      </w:pPr>
-      <w:r>
-        <w:t xml:space="preserve">     Watch for: An exponent records how many times a prime appears, and the last step gave the 5 an exponent of 2 even though 45 = 3 × 3 × 5 contains only one 5. Two 3s and one 5 means the correct form is 45 = 3² × 5.</w:t>
-      </w:r>
-    </w:p>
-    <w:p>
-      <w:pPr>
-        <w:spacing w:after="40" w:before="0"/>
-      </w:pPr>
-      <w:r>
-        <w:rPr>
-          <w:b/>
-          <w:bCs/>
-        </w:rPr>
-        <w:t xml:space="preserve">5. A. 12 bags</w:t>
-      </w:r>
-    </w:p>
-    <w:p>
-      <w:pPr>
-        <w:spacing w:after="20" w:before="0"/>
-      </w:pPr>
-      <w:r>
-        <w:t xml:space="preserve">     GCF(36, 48) = 12. She can make 12 bags, each with 3 pencils and 4 erasers.</w:t>
+        <w:t xml:space="preserve">     LCM(15, 20) = 60 minutes. Both buses return together 60 minutes after 8:00 AM, at 9:00 AM.</w:t>
       </w:r>
     </w:p>
     <w:p>
@@ -1401,19 +1615,19 @@
           <w:i/>
           <w:iCs/>
         </w:rPr>
-        <w:t xml:space="preserve">     Watch for: A common mistake in Least Common Multiple is multiplying the two numbers together instead of listing multiples to find the smallest shared one. For example, for 4 and 6, a student calculates 4 × 6 = 24 and calls that the LCM, but the actual least common multiple is 12 (multiples of 4: 4, 8, 12; multiples of 6: 6, 12 — 12 is the first number that appears in both lists). This shortcut only works when the two numbers share no common factors (like 4 and 9, where the LCM really is 36 = 4 × 9); for numbers like 4 and 6 that share a factor of 2, multiplying overshoots the true LCM. Always list multiples of both numbers and pick the first one that appears in both lists.</w:t>
-      </w:r>
-    </w:p>
-    <w:p>
-      <w:pPr>
-        <w:spacing w:after="40" w:before="0"/>
-      </w:pPr>
-      <w:r>
-        <w:rPr>
-          <w:b/>
-          <w:bCs/>
-        </w:rPr>
-        <w:t xml:space="preserve">6. (Lesson 1.2) Spot the Common Mistake — GCF or LCM?</w:t>
+        <w:t xml:space="preserve">     Watch for: A common mistake in Prime Factorization is stopping the factor tree too soon — leaving a composite number like 4, 6, 8, or 9 in the final answer instead of continuing to split it. For example, writing 20 = 4 × 5 as the prime factorization (4 is composite) instead of finishing with 20 = 2 × 2 × 5. Before you submit, check every number in your final answer: if any factor can still be broken into smaller factors, the tree isn't finished yet.</w:t>
+      </w:r>
+    </w:p>
+    <w:p>
+      <w:pPr>
+        <w:spacing w:after="40" w:before="0"/>
+      </w:pPr>
+      <w:r>
+        <w:rPr>
+          <w:b/>
+          <w:bCs/>
+        </w:rPr>
+        <w:t xml:space="preserve">6. (Lesson 6.12) Spot Maya's Mistake — LCM of 6 and 9</w:t>
       </w:r>
     </w:p>
     <w:p>
@@ -1429,7 +1643,7 @@
         <w:spacing w:after="20" w:before="0"/>
       </w:pPr>
       <w:r>
-        <w:t xml:space="preserve">     Correct work: Multiplying the two numbers does not give the GCF. The GCF is the largest factor the numbers SHARE. The common factors of 8 and 20 are 1, 2, and 4, so the GCF is 4 — and a factor can never be larger than the numbers themselves.</w:t>
+        <w:t xml:space="preserve">     Correct work: The LCM is not just the larger number. Check: 9 is in the multiples of 9, but it is NOT in the multiples of 6 (6, 12, 18...). The first number in BOTH lists is 18, so the LCM of 6 and 9 is 18.</w:t>
       </w:r>
     </w:p>
     <w:p>
@@ -1437,19 +1651,19 @@
         <w:spacing w:after="80" w:before="0"/>
       </w:pPr>
       <w:r>
-        <w:t xml:space="preserve">     Watch for: Jordan multiplied 8 × 20 to get 160, but multiplying two numbers produces a common multiple, not a common factor. A factor of 8 can never be larger than 8 itself. The factors 8 and 20 share are 1, 2, and 4, so GCF(8, 20) = 4.</w:t>
-      </w:r>
-    </w:p>
-    <w:p>
-      <w:pPr>
-        <w:spacing w:after="40" w:before="0"/>
-      </w:pPr>
-      <w:r>
-        <w:rPr>
-          <w:b/>
-          <w:bCs/>
-        </w:rPr>
-        <w:t xml:space="preserve">7. A. 9:00 AM (60 minutes later)</w:t>
+        <w:t xml:space="preserve">     Watch for: In the last step Maya chose 9 just because it is the larger number, but 9 never appears in the multiples of 6 (6, 12, 18, 24). The LCM has to be in both lists, and the first number in both is 18, so the LCM of 6 and 9 is 18.</w:t>
+      </w:r>
+    </w:p>
+    <w:p>
+      <w:pPr>
+        <w:spacing w:after="40" w:before="0"/>
+      </w:pPr>
+      <w:r>
+        <w:rPr>
+          <w:b/>
+          <w:bCs/>
+        </w:rPr>
+        <w:t xml:space="preserve">7. A. Both get the same prime factorization: 2 × 2 × 3 × 5</w:t>
       </w:r>
     </w:p>
     <w:p>
@@ -1457,7 +1671,7 @@
         <w:spacing w:after="20" w:before="0"/>
       </w:pPr>
       <w:r>
-        <w:t xml:space="preserve">     LCM(15, 20) = 60 minutes. Both buses return together 60 minutes after 8:00 AM, at 9:00 AM.</w:t>
+        <w:t xml:space="preserve">     The Fundamental Theorem of Arithmetic says every composite number has exactly one prime factorization. No matter how you start the factor tree, you always end with 2 × 2 × 3 × 5.</w:t>
       </w:r>
     </w:p>
     <w:p>
@@ -1469,19 +1683,19 @@
           <w:i/>
           <w:iCs/>
         </w:rPr>
-        <w:t xml:space="preserve">     Watch for: A common mistake in Least Common Multiple is multiplying the two numbers together instead of listing multiples to find the smallest shared one. For example, for 4 and 6, a student calculates 4 × 6 = 24 and calls that the LCM, but the actual least common multiple is 12 (multiples of 4: 4, 8, 12; multiples of 6: 6, 12 — 12 is the first number that appears in both lists). This shortcut only works when the two numbers share no common factors (like 4 and 9, where the LCM really is 36 = 4 × 9); for numbers like 4 and 6 that share a factor of 2, multiplying overshoots the true LCM. Always list multiples of both numbers and pick the first one that appears in both lists.</w:t>
-      </w:r>
-    </w:p>
-    <w:p>
-      <w:pPr>
-        <w:spacing w:after="40" w:before="0"/>
-      </w:pPr>
-      <w:r>
-        <w:rPr>
-          <w:b/>
-          <w:bCs/>
-        </w:rPr>
-        <w:t xml:space="preserve">8. (Lesson 1.3) Spot Maya's Mistake — LCM of 6 and 9</w:t>
+        <w:t xml:space="preserve">     Watch for: A common mistake in Prime Factorization is stopping the factor tree too soon — leaving a composite number like 4, 6, 8, or 9 in the final answer instead of continuing to split it. For example, writing 20 = 4 × 5 as the prime factorization (4 is composite) instead of finishing with 20 = 2 × 2 × 5. Before you submit, check every number in your final answer: if any factor can still be broken into smaller factors, the tree isn't finished yet.</w:t>
+      </w:r>
+    </w:p>
+    <w:p>
+      <w:pPr>
+        <w:spacing w:after="40" w:before="0"/>
+      </w:pPr>
+      <w:r>
+        <w:rPr>
+          <w:b/>
+          <w:bCs/>
+        </w:rPr>
+        <w:t xml:space="preserve">8. (Lesson 6.13) Spot the Common Mistake</w:t>
       </w:r>
     </w:p>
     <w:p>
@@ -1497,7 +1711,7 @@
         <w:spacing w:after="20" w:before="0"/>
       </w:pPr>
       <w:r>
-        <w:t xml:space="preserve">     Correct work: The LCM is not just the larger number. Check: 9 is in the multiples of 9, but it is NOT in the multiples of 6 (6, 12, 18...). The first number in BOTH lists is 18, so the LCM of 6 and 9 is 18.</w:t>
+        <w:t xml:space="preserve">     Correct work: 45 = 5 × 3 × 3 has one 5 and two 3's — not two 5's. The exponent on a prime factor shows how many times that factor appears, so the correct form is 45 = 3² × 5 (the 5 has no exponent shown because it appears only once).</w:t>
       </w:r>
     </w:p>
     <w:p>
@@ -1505,19 +1719,19 @@
         <w:spacing w:after="80" w:before="0"/>
       </w:pPr>
       <w:r>
-        <w:t xml:space="preserve">     Watch for: In the last step Maya chose 9 just because it is the larger number, but 9 never appears in the multiples of 6 (6, 12, 18, 24). The LCM has to be in both lists, and the first number in both is 18, so the LCM of 6 and 9 is 18.</w:t>
-      </w:r>
-    </w:p>
-    <w:p>
-      <w:pPr>
-        <w:spacing w:after="40" w:before="0"/>
-      </w:pPr>
-      <w:r>
-        <w:rPr>
-          <w:b/>
-          <w:bCs/>
-        </w:rPr>
-        <w:t xml:space="preserve">9. A. 2 × 3 × 3 × 5</w:t>
+        <w:t xml:space="preserve">     Watch for: An exponent records how many times a prime appears, and the last step gave the 5 an exponent of 2 even though 45 = 3 × 3 × 5 contains only one 5. Two 3s and one 5 means the correct form is 45 = 3² × 5.</w:t>
+      </w:r>
+    </w:p>
+    <w:p>
+      <w:pPr>
+        <w:spacing w:after="40" w:before="0"/>
+      </w:pPr>
+      <w:r>
+        <w:rPr>
+          <w:b/>
+          <w:bCs/>
+        </w:rPr>
+        <w:t xml:space="preserve">9. A. A factor</w:t>
       </w:r>
     </w:p>
     <w:p>
@@ -1525,7 +1739,7 @@
         <w:spacing w:after="20" w:before="0"/>
       </w:pPr>
       <w:r>
-        <w:t xml:space="preserve">     90 = 2 × 45 = 2 × 9 × 5 = 2 × 3 × 3 × 5. Every factor is prime, so the lock accepts 2 × 3 × 3 × 5.</w:t>
+        <w:t xml:space="preserve">     4 divides 12 evenly (12 ÷ 4 = 3), so 4 is a factor of 12. Multiples of 12 start at 12 and grow.</w:t>
       </w:r>
     </w:p>
     <w:p>
@@ -1537,7 +1751,7 @@
           <w:i/>
           <w:iCs/>
         </w:rPr>
-        <w:t xml:space="preserve">     Watch for: A common mistake in Least Common Multiple is multiplying the two numbers together instead of listing multiples to find the smallest shared one. For example, for 4 and 6, a student calculates 4 × 6 = 24 and calls that the LCM, but the actual least common multiple is 12 (multiples of 4: 4, 8, 12; multiples of 6: 6, 12 — 12 is the first number that appears in both lists). This shortcut only works when the two numbers share no common factors (like 4 and 9, where the LCM really is 36 = 4 × 9); for numbers like 4 and 6 that share a factor of 2, multiplying overshoots the true LCM. Always list multiples of both numbers and pick the first one that appears in both lists.</w:t>
+        <w:t xml:space="preserve">     Watch for: A common mistake in Prime Factorization is stopping the factor tree too soon — leaving a composite number like 4, 6, 8, or 9 in the final answer instead of continuing to split it. For example, writing 20 = 4 × 5 as the prime factorization (4 is composite) instead of finishing with 20 = 2 × 2 × 5. Before you submit, check every number in your final answer: if any factor can still be broken into smaller factors, the tree isn't finished yet.</w:t>
       </w:r>
     </w:p>
     <w:p>
@@ -1557,7 +1771,7 @@
         <w:spacing w:after="20" w:before="0"/>
       </w:pPr>
       <w:r>
-        <w:t xml:space="preserve">     Factors of 24: 1, 2, 3, 4, 6, 8, 12, 24. Factors of 36: 1, 2, 3, 4, 6, 9, 12, 18, 36. The greatest shared factor is 12, so 12 pods can be filled equally.</w:t>
+        <w:t xml:space="preserve">     Skip count: multiples of 4 are 4, 8, 12; multiples of 6 are 6, 12. The first shared multiple is LCM(4, 6) = 12 minutes.</w:t>
       </w:r>
     </w:p>
     <w:p>
@@ -1569,7 +1783,7 @@
           <w:i/>
           <w:iCs/>
         </w:rPr>
-        <w:t xml:space="preserve">     Watch for: A common mistake in Least Common Multiple is multiplying the two numbers together instead of listing multiples to find the smallest shared one. For example, for 4 and 6, a student calculates 4 × 6 = 24 and calls that the LCM, but the actual least common multiple is 12 (multiples of 4: 4, 8, 12; multiples of 6: 6, 12 — 12 is the first number that appears in both lists). This shortcut only works when the two numbers share no common factors (like 4 and 9, where the LCM really is 36 = 4 × 9); for numbers like 4 and 6 that share a factor of 2, multiplying overshoots the true LCM. Always list multiples of both numbers and pick the first one that appears in both lists.</w:t>
+        <w:t xml:space="preserve">     Watch for: A common mistake in Prime Factorization is stopping the factor tree too soon — leaving a composite number like 4, 6, 8, or 9 in the final answer instead of continuing to split it. For example, writing 20 = 4 × 5 as the prime factorization (4 is composite) instead of finishing with 20 = 2 × 2 × 5. Before you submit, check every number in your final answer: if any factor can still be broken into smaller factors, the tree isn't finished yet.</w:t>
       </w:r>
     </w:p>
     <w:sectPr>
